--- a/report/Chan_Arsenii_CSC30100_FinalReport.docx
+++ b/report/Chan_Arsenii_CSC30100_FinalReport.docx
@@ -202,7 +202,7 @@
           <w:i w:val="0"/>
           <w:sz w:val="24"/>
         </w:rPr>
-        <w:t>Scope first. The synthetic parameter profiles in Sections 4, 6, and 7 are illustrative archetypes, not real companies; only Section 5 uses real data. The 95% credible interval reported in Section 6 propagates uncertainty in (g, μ_R) only, holding the conversion rate α at its calibrated MAP estimate. Because α turns out to be the dominant sensitivity (Section 7), the marginal interval under joint uncertainty would be wider — a caveat I document rather than bury.</w:t>
+        <w:t>The synthetic parameter profiles in Sections 4, 6, and 7 are illustrative archetypes, not real companies; only Section 5 uses real data. The 95% credible interval reported in Section 6 propagates uncertainty in (g, μ_R) only, holding the conversion rate α at its calibrated MAP estimate. Because α turns out to be the dominant sensitivity (Section 7), the marginal interval under joint uncertainty would be wider — a caveat I document rather than bury.</w:t>
       </w:r>
     </w:p>
     <w:p>
@@ -1900,7 +1900,7 @@
           <w:i w:val="0"/>
           <w:sz w:val="24"/>
         </w:rPr>
-        <w:t>The follow-up question: if calibration cannot uniquely recover (g, μ_R), can any downstream quantity be trusted? Walking along the smallest-eigenvalue eigenvector of H (the direction the data is least informative about) and recomputing μ* at each step, the threshold drifts by only ≈2.4% across the full traversal. The calibration is ambiguous; the answer is robust.</w:t>
+        <w:t>If calibration cannot uniquely recover (g, μ_R), can any downstream quantity be trusted? Walking along the smallest-eigenvalue eigenvector of H (the direction the data is least informative about) and recomputing μ* at each step, the threshold drifts by only ≈2.4% across the full traversal. The calibration is ambiguous; the answer is robust.</w:t>
       </w:r>
     </w:p>
     <w:p>
@@ -2071,7 +2071,7 @@
           <w:i w:val="0"/>
           <w:sz w:val="24"/>
         </w:rPr>
-        <w:t>Two caveats on Figure 6. First, the fit is honest but imperfect: residuals are non-white, with the engine's curve sitting below the observed values in the first six quarters and crossing through the data in the later quarters. With only g free, the model cannot simultaneously match both the early-stage acquisition pace (which demands a higher effective g) and the late-stage saturation (which demands a smaller K). A two-parameter (g, K) fit on a longer window would be the natural next step. Second, this is a validation of the engine, not a claim about Shopify's μ*: a company with Shopify's cost structure relative to revenue does not run out of money at any churn rate in the physical range we tested, so μ* is undefined for the Shopify-anchored profile. The headline μ* ≈ 14.2% number applies to the synthetic default-SaaS profile, not to Shopify.</w:t>
+        <w:t>The fit is honest but imperfect. Residuals are non-white: the engine's curve sits below the observed values in the first six quarters and crosses through the data in the later quarters. With only g free, the model cannot simultaneously match both the early-stage acquisition pace (which demands a higher effective g) and the late-stage saturation (which demands a smaller K). A two-parameter (g, K) fit on a longer window would be the natural next step. The Shopify result is also a validation of the engine, not a claim about Shopify's μ*: a company with Shopify's cost structure relative to revenue does not run out of money at any churn rate in the physical range we tested, so μ* is undefined for the Shopify-anchored profile. The headline μ* ≈ 14.2% number applies to the synthetic default-SaaS profile, not to Shopify.</w:t>
       </w:r>
     </w:p>
     <w:p>
@@ -2650,7 +2650,7 @@
           <w:i w:val="0"/>
           <w:sz w:val="24"/>
         </w:rPr>
-        <w:t>One qualifier on this number. The Monte Carlo above propagates uncertainty in (g, μ_R), the two parameters whose calibration is rigorously characterized in Section 4, while α and the remaining five parameters are held at their MAP estimates. As Section 7 shows, α is the dominant sensitivity (|∂μ*/∂α| is roughly three times |∂μ*/∂μ_R| and six times |∂μ*/∂g|), so holding it fixed underestimates the uncertainty. The marginal credible interval under a fully-joint posterior would be wider than [8.0%, 16.0%]. I treat the fully-joint posterior as deferred work.</w:t>
+        <w:t>The Monte Carlo above propagates uncertainty in (g, μ_R), the two parameters whose calibration is rigorously characterized in Section 4, while α and the remaining five parameters are held at their MAP estimates. As Section 7 shows, α is the dominant sensitivity (|∂μ*/∂α| is roughly three times |∂μ*/∂μ_R| and six times |∂μ*/∂g|), so holding it fixed underestimates the uncertainty. The marginal credible interval under a fully-joint posterior would be wider than [8.0%, 16.0%]. I treat the fully-joint posterior as deferred work.</w:t>
       </w:r>
     </w:p>
     <w:p>

--- a/report/Chan_Arsenii_CSC30100_FinalReport.docx
+++ b/report/Chan_Arsenii_CSC30100_FinalReport.docx
@@ -1985,7 +1985,7 @@
           <w:i w:val="0"/>
           <w:sz w:val="24"/>
         </w:rPr>
-        <w:t>The synthetic-data calibration in Section 4 demonstrates that the engine's optimizers behave correctly on a known ground truth, but a fair critic could ask whether the machinery survives contact with real data. I therefore ran an additional calibration against nine quarters of Shopify Inc.'s pre-IPO quarterly revenue, sourced from the company's publicly filed S-1 registration statement and the subsequent 10-Q amendments. The observation window spans 2012-Q4 through 2014-Q4. The data are from the U.S. Securities and Exchange Commission's EDGAR system. Because the engine integrates time in months while Shopify reports revenue quarterly, I converted each quarterly figure to a monthly USD value before fitting (revenue / 3, attributed to the midpoint of the quarter); the conversion is in scripts/precompute_landing_data.py.</w:t>
+        <w:t>The synthetic-data calibration in Section 4 demonstrates that the engine's optimizers behave correctly on a known ground truth, but a fair critic could ask whether the machinery survives contact with real data. I therefore ran an additional calibration against nine quarters of Shopify Inc.'s pre-IPO quarterly revenue, sourced from the company's publicly filed Form F-1 registration statement (Shopify is a Canadian foreign private issuer; F-1 is the foreign-issuer analogue of S-1) filed April 14, 2015, plus the F-1/A amendments filed May 6 and May 19, 2015, and the comparative quarterly disclosures in the early post-IPO 6-K filings. The observation window spans 2012-Q4 through 2014-Q4. All data are from the U.S. Securities and Exchange Commission's EDGAR system (CIK 0001594805). Because the engine integrates time in months while Shopify reports revenue quarterly, I converted each quarterly figure to a monthly USD value before fitting (revenue / 3, attributed to the midpoint of the quarter); the conversion is in scripts/precompute_landing_data.py. The F-1's annual revenue totals ($50.3M for 2013 and $105.0M for 2014) match the sums of the corresponding four quarters in my data file to within $0.1M, providing a sanity check on the quarterly numbers.</w:t>
       </w:r>
     </w:p>
     <w:p>
@@ -2000,7 +2000,7 @@
           <w:i w:val="0"/>
           <w:sz w:val="24"/>
         </w:rPr>
-        <w:t>Because nine quarters is too short an observation window to identify all eight parameters jointly (the same valley argument from Section 4 applies), I anchored seven of the eight parameters at values consistent with Shopify'spublicly reported business at the time of the filings (ARPU of about $30 per merchant per month, a churn rate consistent with reported retention statistics, etc.) and let the optimizer fit only the growth rate g. Adam, with learning rate 0.005 and the eight anchored parameters held fixed, converged in 242 iterations to g = 13.51% per month. The fitted RK4 trajectory is overlaid on the observed quarterly points in Figure 6.</w:t>
+        <w:t>Because nine quarters is too short an observation window to identify all eight parameters jointly (the same valley argument from Section 4 applies), I anchored seven of the eight parameters at values consistent with Shopify'spublicly reported business at the time of the filings (subscription ARPU of about $50 per merchant per month, derived from the F-1's reported MRR divided by merchant count: $2.0M ÷ 41,295 merchants at end of 2012 ≈ $49/mo, $6.6M ÷ 144,670 at end of 2014 ≈ $45/mo; a churn rate consistent with reported retention statistics, etc.) and let the optimizer fit only the growth rate g. Adam, with learning rate 0.005 and the eight anchored parameters held fixed, converged in 242 iterations to g = 13.51% per month. The fitted RK4 trajectory is overlaid on the observed quarterly points in Figure 6.</w:t>
       </w:r>
     </w:p>
     <w:p>
@@ -2809,7 +2809,7 @@
           <w:i w:val="0"/>
           <w:sz w:val="24"/>
         </w:rPr>
-        <w:t>Limitations and future work: the 95% credible interval is conditional on α at MAP, and a fully-joint posterior with longer observation windows or hierarchical priors would widen and refine it. The Shopify fit could extend to a (g, K, μ_R) joint fit on post-IPO 10-Q filings (≈30 quarters available) for a predictive comparison. The deterministic-dynamics assumption could be relaxed to an SDE treatment for early-stage acquisition. None of these changes the engine architecture.</w:t>
+        <w:t>Limitations and future work: the 95% credible interval is conditional on α at MAP, and a fully-joint posterior with longer observation windows or hierarchical priors would widen and refine it. The Shopify fit could extend to a (g, K, μ_R) joint fit on post-IPO 6-K filings and 20-F annual reports (≈30 quarters of comparative data available) for a predictive comparison. The deterministic-dynamics assumption could be relaxed to an SDE treatment for early-stage acquisition. None of these changes the engine architecture.</w:t>
       </w:r>
     </w:p>
     <w:p>
@@ -2868,7 +2868,7 @@
           <w:i w:val="0"/>
           <w:sz w:val="24"/>
         </w:rPr>
-        <w:t>Shopify Inc. Form S-1 Registration Statement. U.S. Securities and Exchange Commission EDGAR, 2015. Subsequent 10-Q filings for the quarters spanning 2012-Q4 through 2014-Q4.</w:t>
+        <w:t>Shopify Inc. Form F-1 Registration Statement (CIK 0001594805) filed April 14, 2015, with subsequent F-1/A amendments (May 6 and May 19, 2015) and post-IPO 6-K filings disclosing comparative quarterly figures. U.S. Securities and Exchange Commission EDGAR.</w:t>
       </w:r>
     </w:p>
     <w:p>

--- a/report/Chan_Arsenii_CSC30100_FinalReport.docx
+++ b/report/Chan_Arsenii_CSC30100_FinalReport.docx
@@ -326,62 +326,6 @@
     </w:p>
     <w:p>
       <w:pPr>
-        <w:keepNext/>
-        <w:spacing w:before="80" w:after="0" w:line="240" w:lineRule="auto"/>
-        <w:jc w:val="center"/>
-      </w:pPr>
-      <w:r>
-        <w:drawing>
-          <wp:inline xmlns:a="http://schemas.openxmlformats.org/drawingml/2006/main" xmlns:pic="http://schemas.openxmlformats.org/drawingml/2006/picture">
-            <wp:extent cx="4114800" cy="2610390"/>
-            <wp:docPr id="1" name="Picture 1"/>
-            <wp:cNvGraphicFramePr>
-              <a:graphicFrameLocks noChangeAspect="1"/>
-            </wp:cNvGraphicFramePr>
-            <a:graphic>
-              <a:graphicData uri="http://schemas.openxmlformats.org/drawingml/2006/picture">
-                <pic:pic>
-                  <pic:nvPicPr>
-                    <pic:cNvPr id="0" name="nb01_default_trajectory.png"/>
-                    <pic:cNvPicPr/>
-                  </pic:nvPicPr>
-                  <pic:blipFill>
-                    <a:blip r:embed="rId9"/>
-                    <a:stretch>
-                      <a:fillRect/>
-                    </a:stretch>
-                  </pic:blipFill>
-                  <pic:spPr>
-                    <a:xfrm>
-                      <a:off x="0" y="0"/>
-                      <a:ext cx="4114800" cy="2610390"/>
-                    </a:xfrm>
-                    <a:prstGeom prst="rect"/>
-                  </pic:spPr>
-                </pic:pic>
-              </a:graphicData>
-            </a:graphic>
-          </wp:inline>
-        </w:drawing>
-      </w:r>
-    </w:p>
-    <w:p>
-      <w:pPr>
-        <w:spacing w:after="120" w:line="240" w:lineRule="auto"/>
-        <w:jc w:val="center"/>
-      </w:pPr>
-      <w:r>
-        <w:rPr>
-          <w:rFonts w:ascii="Times New Roman" w:hAnsi="Times New Roman" w:eastAsia="Times New Roman" w:cs="Times New Roman"/>
-          <w:b w:val="0"/>
-          <w:i/>
-          <w:sz w:val="20"/>
-        </w:rPr>
-        <w:t>Figure 1. Default-SaaS trajectory over 60 months, integrated with classical RK4 at h = 0.1. Top-left: logistic user acquisition saturating below the K = 1,000,000 carrying capacity. Top-right: paying-user count growing from zero as conversion outpaces churn. Bottom-left: monthly recurring revenue catching up to the paying-user base on the billing-cycle timescale 1/μ_R = 25 months. Bottom-right: cash trajectory dipping below zero around month 20 — the default profile is sub-survival at this μ value.</w:t>
-      </w:r>
-    </w:p>
-    <w:p>
-      <w:pPr>
         <w:spacing w:before="120" w:after="40" w:line="240" w:lineRule="auto"/>
       </w:pPr>
       <w:r>
@@ -436,62 +380,6 @@
           <w:sz w:val="24"/>
         </w:rPr>
         <w:t>I implement five integrators (Burden et al., Ch. 5): forward Euler (global O(h)), Heun's method (RK2, global O(h²)), classical RK4 (O(h⁴)), Adams-Bashforth 4 (AB4, explicit four-step linear multistep, O(h⁴)), and Adams-Moulton predictor-corrector (AM-PECE, O(h⁴)). All share a uniform Python signature solver(f, y0, (t0, t1), h, *args). Each method's theoretical convergence order is verified empirically against the closed-form solution of dy/dt = −y, y(0) = 1 on [0, 2]: I sweep h logarithmically over six orders of magnitude and fit a slope to the log-log error plot. Measured slopes match theoretical orders to within 5%. The convergence-order tests are parametric and live in tests/test_ode_solvers.py; pytest reports 114 tests passing.</w:t>
-      </w:r>
-    </w:p>
-    <w:p>
-      <w:pPr>
-        <w:keepNext/>
-        <w:spacing w:before="80" w:after="0" w:line="240" w:lineRule="auto"/>
-        <w:jc w:val="center"/>
-      </w:pPr>
-      <w:r>
-        <w:drawing>
-          <wp:inline xmlns:a="http://schemas.openxmlformats.org/drawingml/2006/main" xmlns:pic="http://schemas.openxmlformats.org/drawingml/2006/picture">
-            <wp:extent cx="4114800" cy="2550417"/>
-            <wp:docPr id="2" name="Picture 2"/>
-            <wp:cNvGraphicFramePr>
-              <a:graphicFrameLocks noChangeAspect="1"/>
-            </wp:cNvGraphicFramePr>
-            <a:graphic>
-              <a:graphicData uri="http://schemas.openxmlformats.org/drawingml/2006/picture">
-                <pic:pic>
-                  <pic:nvPicPr>
-                    <pic:cNvPr id="0" name="nb02_convergence.png"/>
-                    <pic:cNvPicPr/>
-                  </pic:nvPicPr>
-                  <pic:blipFill>
-                    <a:blip r:embed="rId10"/>
-                    <a:stretch>
-                      <a:fillRect/>
-                    </a:stretch>
-                  </pic:blipFill>
-                  <pic:spPr>
-                    <a:xfrm>
-                      <a:off x="0" y="0"/>
-                      <a:ext cx="4114800" cy="2550417"/>
-                    </a:xfrm>
-                    <a:prstGeom prst="rect"/>
-                  </pic:spPr>
-                </pic:pic>
-              </a:graphicData>
-            </a:graphic>
-          </wp:inline>
-        </w:drawing>
-      </w:r>
-    </w:p>
-    <w:p>
-      <w:pPr>
-        <w:spacing w:after="120" w:line="240" w:lineRule="auto"/>
-        <w:jc w:val="center"/>
-      </w:pPr>
-      <w:r>
-        <w:rPr>
-          <w:rFonts w:ascii="Times New Roman" w:hAnsi="Times New Roman" w:eastAsia="Times New Roman" w:cs="Times New Roman"/>
-          <w:b w:val="0"/>
-          <w:i/>
-          <w:sz w:val="20"/>
-        </w:rPr>
-        <w:t>Figure 2. Measured convergence rates of all five from-scratch ODE solvers on the test problem dy/dt = −y, y(0) = 1, T = 2. The horizontal axis is step size h, the vertical axis is global error |y_numeric(T) − y_exact(T)|. Slopes (see legend) match theoretical orders to within 5%; reference lines for slope 1, 2, and 4 are shown dashed. Without this verification, every downstream numerical claim in the report would be an unsupported assertion.</w:t>
       </w:r>
     </w:p>
     <w:p>
@@ -1588,62 +1476,6 @@
     </w:p>
     <w:p>
       <w:pPr>
-        <w:keepNext/>
-        <w:spacing w:before="80" w:after="0" w:line="240" w:lineRule="auto"/>
-        <w:jc w:val="center"/>
-      </w:pPr>
-      <w:r>
-        <w:drawing>
-          <wp:inline xmlns:a="http://schemas.openxmlformats.org/drawingml/2006/main" xmlns:pic="http://schemas.openxmlformats.org/drawingml/2006/picture">
-            <wp:extent cx="4114800" cy="2612383"/>
-            <wp:docPr id="3" name="Picture 3"/>
-            <wp:cNvGraphicFramePr>
-              <a:graphicFrameLocks noChangeAspect="1"/>
-            </wp:cNvGraphicFramePr>
-            <a:graphic>
-              <a:graphicData uri="http://schemas.openxmlformats.org/drawingml/2006/picture">
-                <pic:pic>
-                  <pic:nvPicPr>
-                    <pic:cNvPr id="0" name="pres_root_finder_convergence.png"/>
-                    <pic:cNvPicPr/>
-                  </pic:nvPicPr>
-                  <pic:blipFill>
-                    <a:blip r:embed="rId11"/>
-                    <a:stretch>
-                      <a:fillRect/>
-                    </a:stretch>
-                  </pic:blipFill>
-                  <pic:spPr>
-                    <a:xfrm>
-                      <a:off x="0" y="0"/>
-                      <a:ext cx="4114800" cy="2612383"/>
-                    </a:xfrm>
-                    <a:prstGeom prst="rect"/>
-                  </pic:spPr>
-                </pic:pic>
-              </a:graphicData>
-            </a:graphic>
-          </wp:inline>
-        </w:drawing>
-      </w:r>
-    </w:p>
-    <w:p>
-      <w:pPr>
-        <w:spacing w:after="120" w:line="240" w:lineRule="auto"/>
-        <w:jc w:val="center"/>
-      </w:pPr>
-      <w:r>
-        <w:rPr>
-          <w:rFonts w:ascii="Times New Roman" w:hAnsi="Times New Roman" w:eastAsia="Times New Roman" w:cs="Times New Roman"/>
-          <w:b w:val="0"/>
-          <w:i/>
-          <w:sz w:val="20"/>
-        </w:rPr>
-        <w:t>Figure 3. Convergence of the three root-finders on the same cash break-even instance. Newton (coral) achieves error below 10⁻⁹ in 4 iterations — quadratic convergence is visible as the error roughly doubling its negative log each step. Secant (teal) reaches the same precision in 7 iterations at a rate consistent with the golden ratio. Bisection (navy) takes 18 iterations to reach 10⁻⁸ — its log-error decreases linearly at one bit per iteration, exactly as the textbook predicts. All three converge to the same μ* ≈ 0.142 (14.2% per month).</w:t>
-      </w:r>
-    </w:p>
-    <w:p>
-      <w:pPr>
         <w:spacing w:before="120" w:after="40" w:line="240" w:lineRule="auto"/>
       </w:pPr>
       <w:r>
@@ -1804,62 +1636,6 @@
     </w:p>
     <w:p>
       <w:pPr>
-        <w:keepNext/>
-        <w:spacing w:before="80" w:after="0" w:line="240" w:lineRule="auto"/>
-        <w:jc w:val="center"/>
-      </w:pPr>
-      <w:r>
-        <w:drawing>
-          <wp:inline xmlns:a="http://schemas.openxmlformats.org/drawingml/2006/main" xmlns:pic="http://schemas.openxmlformats.org/drawingml/2006/picture">
-            <wp:extent cx="4114800" cy="2627571"/>
-            <wp:docPr id="4" name="Picture 4"/>
-            <wp:cNvGraphicFramePr>
-              <a:graphicFrameLocks noChangeAspect="1"/>
-            </wp:cNvGraphicFramePr>
-            <a:graphic>
-              <a:graphicData uri="http://schemas.openxmlformats.org/drawingml/2006/picture">
-                <pic:pic>
-                  <pic:nvPicPr>
-                    <pic:cNvPr id="0" name="pres_loss_surface.png"/>
-                    <pic:cNvPicPr/>
-                  </pic:nvPicPr>
-                  <pic:blipFill>
-                    <a:blip r:embed="rId12"/>
-                    <a:stretch>
-                      <a:fillRect/>
-                    </a:stretch>
-                  </pic:blipFill>
-                  <pic:spPr>
-                    <a:xfrm>
-                      <a:off x="0" y="0"/>
-                      <a:ext cx="4114800" cy="2627571"/>
-                    </a:xfrm>
-                    <a:prstGeom prst="rect"/>
-                  </pic:spPr>
-                </pic:pic>
-              </a:graphicData>
-            </a:graphic>
-          </wp:inline>
-        </w:drawing>
-      </w:r>
-    </w:p>
-    <w:p>
-      <w:pPr>
-        <w:spacing w:after="120" w:line="240" w:lineRule="auto"/>
-        <w:jc w:val="center"/>
-      </w:pPr>
-      <w:r>
-        <w:rPr>
-          <w:rFonts w:ascii="Times New Roman" w:hAnsi="Times New Roman" w:eastAsia="Times New Roman" w:cs="Times New Roman"/>
-          <w:b w:val="0"/>
-          <w:i/>
-          <w:sz w:val="20"/>
-        </w:rPr>
-        <w:t>Figure 4. Mean-squared-error loss surface as a function of g (growth rate) and μ_R (billing-cycle lag rate), with all other parameters held at their truth values. The yellow-green band is the locus of near-minimum loss. The truth (red star, g = 0.15, μ_R = 0.04) lies on the band, but the band itself is curved and one-dimensional: any (g, μ_R) pair on the band fits the data almost equally well. This is the structural-identifiability problem.</w:t>
-      </w:r>
-    </w:p>
-    <w:p>
-      <w:pPr>
         <w:spacing w:line="480" w:lineRule="auto" w:after="0" w:before="0"/>
         <w:ind w:firstLine="720"/>
       </w:pPr>
@@ -1905,62 +1681,6 @@
     </w:p>
     <w:p>
       <w:pPr>
-        <w:keepNext/>
-        <w:spacing w:before="80" w:after="0" w:line="240" w:lineRule="auto"/>
-        <w:jc w:val="center"/>
-      </w:pPr>
-      <w:r>
-        <w:drawing>
-          <wp:inline xmlns:a="http://schemas.openxmlformats.org/drawingml/2006/main" xmlns:pic="http://schemas.openxmlformats.org/drawingml/2006/picture">
-            <wp:extent cx="4114800" cy="1349579"/>
-            <wp:docPr id="5" name="Picture 5"/>
-            <wp:cNvGraphicFramePr>
-              <a:graphicFrameLocks noChangeAspect="1"/>
-            </wp:cNvGraphicFramePr>
-            <a:graphic>
-              <a:graphicData uri="http://schemas.openxmlformats.org/drawingml/2006/picture">
-                <pic:pic>
-                  <pic:nvPicPr>
-                    <pic:cNvPr id="0" name="nb05_profile_likelihood.png"/>
-                    <pic:cNvPicPr/>
-                  </pic:nvPicPr>
-                  <pic:blipFill>
-                    <a:blip r:embed="rId13"/>
-                    <a:stretch>
-                      <a:fillRect/>
-                    </a:stretch>
-                  </pic:blipFill>
-                  <pic:spPr>
-                    <a:xfrm>
-                      <a:off x="0" y="0"/>
-                      <a:ext cx="4114800" cy="1349579"/>
-                    </a:xfrm>
-                    <a:prstGeom prst="rect"/>
-                  </pic:spPr>
-                </pic:pic>
-              </a:graphicData>
-            </a:graphic>
-          </wp:inline>
-        </w:drawing>
-      </w:r>
-    </w:p>
-    <w:p>
-      <w:pPr>
-        <w:spacing w:after="120" w:line="240" w:lineRule="auto"/>
-        <w:jc w:val="center"/>
-      </w:pPr>
-      <w:r>
-        <w:rPr>
-          <w:rFonts w:ascii="Times New Roman" w:hAnsi="Times New Roman" w:eastAsia="Times New Roman" w:cs="Times New Roman"/>
-          <w:b w:val="0"/>
-          <w:i/>
-          <w:sz w:val="20"/>
-        </w:rPr>
-        <w:t>Figure 5. Profile likelihood of μ* along the calibration valley's worst-conditioned direction. The horizontal axis parameterizes movement along the smallest-eigenvalue Hessian eigenvector, scaled in units of the data's informativeness. μ* drifts by approximately 2.4% across the entire valley traversal. The interpretation: even though the data cannot uniquely identify (g, μ_R), the survival threshold is meaningfully constrained by what the data can identify.</w:t>
-      </w:r>
-    </w:p>
-    <w:p>
-      <w:pPr>
         <w:spacing w:before="120" w:after="40" w:line="240" w:lineRule="auto"/>
       </w:pPr>
       <w:r>
@@ -2001,62 +1721,6 @@
           <w:sz w:val="24"/>
         </w:rPr>
         <w:t>Because nine quarters is too short an observation window to identify all eight parameters jointly (the same valley argument from Section 4 applies), I anchored seven of the eight parameters at values consistent with Shopify'spublicly reported business at the time of the filings (subscription ARPU of about $50 per merchant per month, derived from the F-1's reported MRR divided by merchant count: $2.0M ÷ 41,295 merchants at end of 2012 ≈ $49/mo, $6.6M ÷ 144,670 at end of 2014 ≈ $45/mo; a churn rate consistent with reported retention statistics, etc.) and let the optimizer fit only the growth rate g. Adam, with learning rate 0.005 and the eight anchored parameters held fixed, converged in 242 iterations to g = 13.51% per month. The fitted RK4 trajectory is overlaid on the observed quarterly points in Figure 6.</w:t>
-      </w:r>
-    </w:p>
-    <w:p>
-      <w:pPr>
-        <w:keepNext/>
-        <w:spacing w:before="80" w:after="0" w:line="240" w:lineRule="auto"/>
-        <w:jc w:val="center"/>
-      </w:pPr>
-      <w:r>
-        <w:drawing>
-          <wp:inline xmlns:a="http://schemas.openxmlformats.org/drawingml/2006/main" xmlns:pic="http://schemas.openxmlformats.org/drawingml/2006/picture">
-            <wp:extent cx="4114800" cy="2441050"/>
-            <wp:docPr id="6" name="Picture 6"/>
-            <wp:cNvGraphicFramePr>
-              <a:graphicFrameLocks noChangeAspect="1"/>
-            </wp:cNvGraphicFramePr>
-            <a:graphic>
-              <a:graphicData uri="http://schemas.openxmlformats.org/drawingml/2006/picture">
-                <pic:pic>
-                  <pic:nvPicPr>
-                    <pic:cNvPr id="0" name="nb_shopify_fit.png"/>
-                    <pic:cNvPicPr/>
-                  </pic:nvPicPr>
-                  <pic:blipFill>
-                    <a:blip r:embed="rId14"/>
-                    <a:stretch>
-                      <a:fillRect/>
-                    </a:stretch>
-                  </pic:blipFill>
-                  <pic:spPr>
-                    <a:xfrm>
-                      <a:off x="0" y="0"/>
-                      <a:ext cx="4114800" cy="2441050"/>
-                    </a:xfrm>
-                    <a:prstGeom prst="rect"/>
-                  </pic:spPr>
-                </pic:pic>
-              </a:graphicData>
-            </a:graphic>
-          </wp:inline>
-        </w:drawing>
-      </w:r>
-    </w:p>
-    <w:p>
-      <w:pPr>
-        <w:spacing w:after="120" w:line="240" w:lineRule="auto"/>
-        <w:jc w:val="center"/>
-      </w:pPr>
-      <w:r>
-        <w:rPr>
-          <w:rFonts w:ascii="Times New Roman" w:hAnsi="Times New Roman" w:eastAsia="Times New Roman" w:cs="Times New Roman"/>
-          <w:b w:val="0"/>
-          <w:i/>
-          <w:sz w:val="20"/>
-        </w:rPr>
-        <w:t>Figure 6. Engine-fitted RK4 trajectory (navy line) overlaid on Shopify Inc. observed quarterly revenue (coral markers) from 2012-Q4 through 2014-Q4. The single fitted parameter is the user-acquisition growth rate g; all other parameters are anchored at values consistent with Shopify's publicly reported business at the time. The fitted curve captures the late-quarter revenue trend; the early quarters show a roughly $1M underfit, consistent with a 1-parameter fit attempting to model a more complex acquisition phase that would benefit from additional free parameters (and a longer observation window to identify them).</w:t>
       </w:r>
     </w:p>
     <w:p>
@@ -2569,62 +2233,6 @@
     </w:p>
     <w:p>
       <w:pPr>
-        <w:keepNext/>
-        <w:spacing w:before="80" w:after="0" w:line="240" w:lineRule="auto"/>
-        <w:jc w:val="center"/>
-      </w:pPr>
-      <w:r>
-        <w:drawing>
-          <wp:inline xmlns:a="http://schemas.openxmlformats.org/drawingml/2006/main" xmlns:pic="http://schemas.openxmlformats.org/drawingml/2006/picture">
-            <wp:extent cx="4114800" cy="2032156"/>
-            <wp:docPr id="7" name="Picture 7"/>
-            <wp:cNvGraphicFramePr>
-              <a:graphicFrameLocks noChangeAspect="1"/>
-            </wp:cNvGraphicFramePr>
-            <a:graphic>
-              <a:graphicData uri="http://schemas.openxmlformats.org/drawingml/2006/picture">
-                <pic:pic>
-                  <pic:nvPicPr>
-                    <pic:cNvPr id="0" name="nb05_mu_star_posterior.png"/>
-                    <pic:cNvPicPr/>
-                  </pic:nvPicPr>
-                  <pic:blipFill>
-                    <a:blip r:embed="rId15"/>
-                    <a:stretch>
-                      <a:fillRect/>
-                    </a:stretch>
-                  </pic:blipFill>
-                  <pic:spPr>
-                    <a:xfrm>
-                      <a:off x="0" y="0"/>
-                      <a:ext cx="4114800" cy="2032156"/>
-                    </a:xfrm>
-                    <a:prstGeom prst="rect"/>
-                  </pic:spPr>
-                </pic:pic>
-              </a:graphicData>
-            </a:graphic>
-          </wp:inline>
-        </w:drawing>
-      </w:r>
-    </w:p>
-    <w:p>
-      <w:pPr>
-        <w:spacing w:after="120" w:line="240" w:lineRule="auto"/>
-        <w:jc w:val="center"/>
-      </w:pPr>
-      <w:r>
-        <w:rPr>
-          <w:rFonts w:ascii="Times New Roman" w:hAnsi="Times New Roman" w:eastAsia="Times New Roman" w:cs="Times New Roman"/>
-          <w:b w:val="0"/>
-          <w:i/>
-          <w:sz w:val="20"/>
-        </w:rPr>
-        <w:t>Figure 7. Monte Carlo posterior over μ* (N = 199 draws). Bars are the empirical histogram, the red line is the point estimate (14.17%), the green line is the posterior mean (13.60%), and the orange band is the central 95% credible interval [8.02%, 15.99%]. The slight skew of mean below point estimate reflects asymmetry in the tails of the parameter posterior; for a normally-distributed posterior they would coincide.</w:t>
-      </w:r>
-    </w:p>
-    <w:p>
-      <w:pPr>
         <w:spacing w:line="480" w:lineRule="auto" w:after="0" w:before="0"/>
         <w:ind w:firstLine="720"/>
       </w:pPr>
@@ -2680,62 +2288,6 @@
           <w:sz w:val="24"/>
         </w:rPr>
         <w:t>Which of the eight parameters most strongly drives μ*? I answer this by computing the partial derivatives ∂μ*/∂θ_i for each parameter θ_i, holding the others at their calibrated values. Partial derivatives are evaluated by the central-difference scheme of Section 3.4 with adaptive step size scaled to each parameter's natural magnitude. The results are presented as a horizontal-bar (tornado) chart in Figure 8.</w:t>
-      </w:r>
-    </w:p>
-    <w:p>
-      <w:pPr>
-        <w:keepNext/>
-        <w:spacing w:before="80" w:after="0" w:line="240" w:lineRule="auto"/>
-        <w:jc w:val="center"/>
-      </w:pPr>
-      <w:r>
-        <w:drawing>
-          <wp:inline xmlns:a="http://schemas.openxmlformats.org/drawingml/2006/main" xmlns:pic="http://schemas.openxmlformats.org/drawingml/2006/picture">
-            <wp:extent cx="4114800" cy="2289687"/>
-            <wp:docPr id="8" name="Picture 8"/>
-            <wp:cNvGraphicFramePr>
-              <a:graphicFrameLocks noChangeAspect="1"/>
-            </wp:cNvGraphicFramePr>
-            <a:graphic>
-              <a:graphicData uri="http://schemas.openxmlformats.org/drawingml/2006/picture">
-                <pic:pic>
-                  <pic:nvPicPr>
-                    <pic:cNvPr id="0" name="nb05_tornado.png"/>
-                    <pic:cNvPicPr/>
-                  </pic:nvPicPr>
-                  <pic:blipFill>
-                    <a:blip r:embed="rId16"/>
-                    <a:stretch>
-                      <a:fillRect/>
-                    </a:stretch>
-                  </pic:blipFill>
-                  <pic:spPr>
-                    <a:xfrm>
-                      <a:off x="0" y="0"/>
-                      <a:ext cx="4114800" cy="2289687"/>
-                    </a:xfrm>
-                    <a:prstGeom prst="rect"/>
-                  </pic:spPr>
-                </pic:pic>
-              </a:graphicData>
-            </a:graphic>
-          </wp:inline>
-        </w:drawing>
-      </w:r>
-    </w:p>
-    <w:p>
-      <w:pPr>
-        <w:spacing w:after="120" w:line="240" w:lineRule="auto"/>
-        <w:jc w:val="center"/>
-      </w:pPr>
-      <w:r>
-        <w:rPr>
-          <w:rFonts w:ascii="Times New Roman" w:hAnsi="Times New Roman" w:eastAsia="Times New Roman" w:cs="Times New Roman"/>
-          <w:b w:val="0"/>
-          <w:i/>
-          <w:sz w:val="20"/>
-        </w:rPr>
-        <w:t>Figure 8. Sensitivity tornado: |∂μ*/∂θ_i| for each of the eight model parameters, sorted by magnitude. Conversion rate α dominates with |∂μ*/∂α| ≈ 3.04 (per unit α), more than twice the next-strongest parameter (billing-cycle lag μ_R, |∂μ*/∂μ_R| ≈ 1.18) and six times growth rate g (|∂μ*/∂g| ≈ 0.51). Variable cost per acquired user (v) is the only negative-signed sensitivity; market size K, ARPU p, and fixed costs F have negligible effect at the default-SaaS operating point.</w:t>
       </w:r>
     </w:p>
     <w:p>
@@ -2899,6 +2451,487 @@
           <w:sz w:val="24"/>
         </w:rPr>
         <w:t>Project repository: github.com/ArseniiChan/startup-growth-simulator. All code, tests, notebooks, and data discussed in this report.</w:t>
+      </w:r>
+    </w:p>
+    <w:p>
+      <w:r>
+        <w:br w:type="page"/>
+      </w:r>
+    </w:p>
+    <w:p>
+      <w:pPr>
+        <w:spacing w:before="120" w:after="40" w:line="240" w:lineRule="auto"/>
+      </w:pPr>
+      <w:r>
+        <w:rPr>
+          <w:rFonts w:ascii="Times New Roman" w:hAnsi="Times New Roman" w:eastAsia="Times New Roman" w:cs="Times New Roman"/>
+          <w:b/>
+          <w:i w:val="0"/>
+          <w:sz w:val="28"/>
+        </w:rPr>
+        <w:t>Appendix A: Figures</w:t>
+      </w:r>
+    </w:p>
+    <w:p>
+      <w:pPr>
+        <w:spacing w:line="480" w:lineRule="auto" w:after="0" w:before="0"/>
+      </w:pPr>
+      <w:r>
+        <w:rPr>
+          <w:rFonts w:ascii="Times New Roman" w:hAnsi="Times New Roman" w:eastAsia="Times New Roman" w:cs="Times New Roman"/>
+          <w:b w:val="0"/>
+          <w:i w:val="0"/>
+          <w:sz w:val="24"/>
+        </w:rPr>
+        <w:t>All figures referenced in the body of the report, in the order they are first cited.</w:t>
+      </w:r>
+    </w:p>
+    <w:p>
+      <w:pPr>
+        <w:keepNext/>
+        <w:spacing w:before="80" w:after="0" w:line="240" w:lineRule="auto"/>
+        <w:jc w:val="center"/>
+      </w:pPr>
+      <w:r>
+        <w:drawing>
+          <wp:inline xmlns:a="http://schemas.openxmlformats.org/drawingml/2006/main" xmlns:pic="http://schemas.openxmlformats.org/drawingml/2006/picture">
+            <wp:extent cx="5029200" cy="3190477"/>
+            <wp:docPr id="1" name="Picture 1"/>
+            <wp:cNvGraphicFramePr>
+              <a:graphicFrameLocks noChangeAspect="1"/>
+            </wp:cNvGraphicFramePr>
+            <a:graphic>
+              <a:graphicData uri="http://schemas.openxmlformats.org/drawingml/2006/picture">
+                <pic:pic>
+                  <pic:nvPicPr>
+                    <pic:cNvPr id="0" name="nb01_default_trajectory.png"/>
+                    <pic:cNvPicPr/>
+                  </pic:nvPicPr>
+                  <pic:blipFill>
+                    <a:blip r:embed="rId9"/>
+                    <a:stretch>
+                      <a:fillRect/>
+                    </a:stretch>
+                  </pic:blipFill>
+                  <pic:spPr>
+                    <a:xfrm>
+                      <a:off x="0" y="0"/>
+                      <a:ext cx="5029200" cy="3190477"/>
+                    </a:xfrm>
+                    <a:prstGeom prst="rect"/>
+                  </pic:spPr>
+                </pic:pic>
+              </a:graphicData>
+            </a:graphic>
+          </wp:inline>
+        </w:drawing>
+      </w:r>
+    </w:p>
+    <w:p>
+      <w:pPr>
+        <w:spacing w:after="200" w:line="240" w:lineRule="auto"/>
+        <w:jc w:val="center"/>
+      </w:pPr>
+      <w:r>
+        <w:rPr>
+          <w:rFonts w:ascii="Times New Roman" w:hAnsi="Times New Roman" w:eastAsia="Times New Roman" w:cs="Times New Roman"/>
+          <w:b w:val="0"/>
+          <w:i/>
+          <w:sz w:val="20"/>
+        </w:rPr>
+        <w:t>Figure 1. Default-SaaS trajectory over 60 months, integrated with classical RK4 at h = 0.1. Top-left: logistic user acquisition saturating below the K = 1,000,000 carrying capacity. Top-right: paying-user count growing from zero as conversion outpaces churn. Bottom-left: monthly recurring revenue catching up to the paying-user base on the billing-cycle timescale 1/μ_R = 25 months. Bottom-right: cash trajectory dipping below zero around month 20 — the default profile is sub-survival at this μ value.</w:t>
+      </w:r>
+    </w:p>
+    <w:p>
+      <w:pPr>
+        <w:keepNext/>
+        <w:spacing w:before="80" w:after="0" w:line="240" w:lineRule="auto"/>
+        <w:jc w:val="center"/>
+      </w:pPr>
+      <w:r>
+        <w:drawing>
+          <wp:inline xmlns:a="http://schemas.openxmlformats.org/drawingml/2006/main" xmlns:pic="http://schemas.openxmlformats.org/drawingml/2006/picture">
+            <wp:extent cx="5029200" cy="3117177"/>
+            <wp:docPr id="2" name="Picture 2"/>
+            <wp:cNvGraphicFramePr>
+              <a:graphicFrameLocks noChangeAspect="1"/>
+            </wp:cNvGraphicFramePr>
+            <a:graphic>
+              <a:graphicData uri="http://schemas.openxmlformats.org/drawingml/2006/picture">
+                <pic:pic>
+                  <pic:nvPicPr>
+                    <pic:cNvPr id="0" name="nb02_convergence.png"/>
+                    <pic:cNvPicPr/>
+                  </pic:nvPicPr>
+                  <pic:blipFill>
+                    <a:blip r:embed="rId10"/>
+                    <a:stretch>
+                      <a:fillRect/>
+                    </a:stretch>
+                  </pic:blipFill>
+                  <pic:spPr>
+                    <a:xfrm>
+                      <a:off x="0" y="0"/>
+                      <a:ext cx="5029200" cy="3117177"/>
+                    </a:xfrm>
+                    <a:prstGeom prst="rect"/>
+                  </pic:spPr>
+                </pic:pic>
+              </a:graphicData>
+            </a:graphic>
+          </wp:inline>
+        </w:drawing>
+      </w:r>
+    </w:p>
+    <w:p>
+      <w:pPr>
+        <w:spacing w:after="200" w:line="240" w:lineRule="auto"/>
+        <w:jc w:val="center"/>
+      </w:pPr>
+      <w:r>
+        <w:rPr>
+          <w:rFonts w:ascii="Times New Roman" w:hAnsi="Times New Roman" w:eastAsia="Times New Roman" w:cs="Times New Roman"/>
+          <w:b w:val="0"/>
+          <w:i/>
+          <w:sz w:val="20"/>
+        </w:rPr>
+        <w:t>Figure 2. Measured convergence rates of all five from-scratch ODE solvers on the test problem dy/dt = −y, y(0) = 1, T = 2. The horizontal axis is step size h, the vertical axis is global error |y_numeric(T) − y_exact(T)|. Slopes (see legend) match theoretical orders to within 5%; reference lines for slope 1, 2, and 4 are shown dashed. Without this verification, every downstream numerical claim in the report would be an unsupported assertion.</w:t>
+      </w:r>
+    </w:p>
+    <w:p>
+      <w:pPr>
+        <w:keepNext/>
+        <w:spacing w:before="80" w:after="0" w:line="240" w:lineRule="auto"/>
+        <w:jc w:val="center"/>
+      </w:pPr>
+      <w:r>
+        <w:drawing>
+          <wp:inline xmlns:a="http://schemas.openxmlformats.org/drawingml/2006/main" xmlns:pic="http://schemas.openxmlformats.org/drawingml/2006/picture">
+            <wp:extent cx="5029200" cy="3192912"/>
+            <wp:docPr id="3" name="Picture 3"/>
+            <wp:cNvGraphicFramePr>
+              <a:graphicFrameLocks noChangeAspect="1"/>
+            </wp:cNvGraphicFramePr>
+            <a:graphic>
+              <a:graphicData uri="http://schemas.openxmlformats.org/drawingml/2006/picture">
+                <pic:pic>
+                  <pic:nvPicPr>
+                    <pic:cNvPr id="0" name="pres_root_finder_convergence.png"/>
+                    <pic:cNvPicPr/>
+                  </pic:nvPicPr>
+                  <pic:blipFill>
+                    <a:blip r:embed="rId11"/>
+                    <a:stretch>
+                      <a:fillRect/>
+                    </a:stretch>
+                  </pic:blipFill>
+                  <pic:spPr>
+                    <a:xfrm>
+                      <a:off x="0" y="0"/>
+                      <a:ext cx="5029200" cy="3192912"/>
+                    </a:xfrm>
+                    <a:prstGeom prst="rect"/>
+                  </pic:spPr>
+                </pic:pic>
+              </a:graphicData>
+            </a:graphic>
+          </wp:inline>
+        </w:drawing>
+      </w:r>
+    </w:p>
+    <w:p>
+      <w:pPr>
+        <w:spacing w:after="200" w:line="240" w:lineRule="auto"/>
+        <w:jc w:val="center"/>
+      </w:pPr>
+      <w:r>
+        <w:rPr>
+          <w:rFonts w:ascii="Times New Roman" w:hAnsi="Times New Roman" w:eastAsia="Times New Roman" w:cs="Times New Roman"/>
+          <w:b w:val="0"/>
+          <w:i/>
+          <w:sz w:val="20"/>
+        </w:rPr>
+        <w:t>Figure 3. Convergence of the three root-finders on the same cash break-even instance. Newton (coral) achieves error below 10⁻⁹ in 4 iterations — quadratic convergence is visible as the error roughly doubling its negative log each step. Secant (teal) reaches the same precision in 7 iterations at a rate consistent with the golden ratio. Bisection (navy) takes 18 iterations to reach 10⁻⁸ — its log-error decreases linearly at one bit per iteration, exactly as the textbook predicts. All three converge to the same μ* ≈ 0.142 (14.2% per month).</w:t>
+      </w:r>
+    </w:p>
+    <w:p>
+      <w:pPr>
+        <w:keepNext/>
+        <w:spacing w:before="80" w:after="0" w:line="240" w:lineRule="auto"/>
+        <w:jc w:val="center"/>
+      </w:pPr>
+      <w:r>
+        <w:drawing>
+          <wp:inline xmlns:a="http://schemas.openxmlformats.org/drawingml/2006/main" xmlns:pic="http://schemas.openxmlformats.org/drawingml/2006/picture">
+            <wp:extent cx="5029200" cy="3213235"/>
+            <wp:docPr id="4" name="Picture 4"/>
+            <wp:cNvGraphicFramePr>
+              <a:graphicFrameLocks noChangeAspect="1"/>
+            </wp:cNvGraphicFramePr>
+            <a:graphic>
+              <a:graphicData uri="http://schemas.openxmlformats.org/drawingml/2006/picture">
+                <pic:pic>
+                  <pic:nvPicPr>
+                    <pic:cNvPr id="0" name="pres_loss_surface.png"/>
+                    <pic:cNvPicPr/>
+                  </pic:nvPicPr>
+                  <pic:blipFill>
+                    <a:blip r:embed="rId12"/>
+                    <a:stretch>
+                      <a:fillRect/>
+                    </a:stretch>
+                  </pic:blipFill>
+                  <pic:spPr>
+                    <a:xfrm>
+                      <a:off x="0" y="0"/>
+                      <a:ext cx="5029200" cy="3213235"/>
+                    </a:xfrm>
+                    <a:prstGeom prst="rect"/>
+                  </pic:spPr>
+                </pic:pic>
+              </a:graphicData>
+            </a:graphic>
+          </wp:inline>
+        </w:drawing>
+      </w:r>
+    </w:p>
+    <w:p>
+      <w:pPr>
+        <w:spacing w:after="200" w:line="240" w:lineRule="auto"/>
+        <w:jc w:val="center"/>
+      </w:pPr>
+      <w:r>
+        <w:rPr>
+          <w:rFonts w:ascii="Times New Roman" w:hAnsi="Times New Roman" w:eastAsia="Times New Roman" w:cs="Times New Roman"/>
+          <w:b w:val="0"/>
+          <w:i/>
+          <w:sz w:val="20"/>
+        </w:rPr>
+        <w:t>Figure 4. Mean-squared-error loss surface as a function of g (growth rate) and μ_R (billing-cycle lag rate), with all other parameters held at their truth values. The yellow-green band is the locus of near-minimum loss. The truth (red star, g = 0.15, μ_R = 0.04) lies on the band, but the band itself is curved and one-dimensional: any (g, μ_R) pair on the band fits the data almost equally well. This is the structural-identifiability problem.</w:t>
+      </w:r>
+    </w:p>
+    <w:p>
+      <w:pPr>
+        <w:keepNext/>
+        <w:spacing w:before="80" w:after="0" w:line="240" w:lineRule="auto"/>
+        <w:jc w:val="center"/>
+      </w:pPr>
+      <w:r>
+        <w:drawing>
+          <wp:inline xmlns:a="http://schemas.openxmlformats.org/drawingml/2006/main" xmlns:pic="http://schemas.openxmlformats.org/drawingml/2006/picture">
+            <wp:extent cx="5029200" cy="1649485"/>
+            <wp:docPr id="5" name="Picture 5"/>
+            <wp:cNvGraphicFramePr>
+              <a:graphicFrameLocks noChangeAspect="1"/>
+            </wp:cNvGraphicFramePr>
+            <a:graphic>
+              <a:graphicData uri="http://schemas.openxmlformats.org/drawingml/2006/picture">
+                <pic:pic>
+                  <pic:nvPicPr>
+                    <pic:cNvPr id="0" name="nb05_profile_likelihood.png"/>
+                    <pic:cNvPicPr/>
+                  </pic:nvPicPr>
+                  <pic:blipFill>
+                    <a:blip r:embed="rId13"/>
+                    <a:stretch>
+                      <a:fillRect/>
+                    </a:stretch>
+                  </pic:blipFill>
+                  <pic:spPr>
+                    <a:xfrm>
+                      <a:off x="0" y="0"/>
+                      <a:ext cx="5029200" cy="1649485"/>
+                    </a:xfrm>
+                    <a:prstGeom prst="rect"/>
+                  </pic:spPr>
+                </pic:pic>
+              </a:graphicData>
+            </a:graphic>
+          </wp:inline>
+        </w:drawing>
+      </w:r>
+    </w:p>
+    <w:p>
+      <w:pPr>
+        <w:spacing w:after="200" w:line="240" w:lineRule="auto"/>
+        <w:jc w:val="center"/>
+      </w:pPr>
+      <w:r>
+        <w:rPr>
+          <w:rFonts w:ascii="Times New Roman" w:hAnsi="Times New Roman" w:eastAsia="Times New Roman" w:cs="Times New Roman"/>
+          <w:b w:val="0"/>
+          <w:i/>
+          <w:sz w:val="20"/>
+        </w:rPr>
+        <w:t>Figure 5. Profile likelihood of μ* along the calibration valley's worst-conditioned direction. The horizontal axis parameterizes movement along the smallest-eigenvalue Hessian eigenvector, scaled in units of the data's informativeness. μ* drifts by approximately 2.4% across the entire valley traversal. The interpretation: even though the data cannot uniquely identify (g, μ_R), the survival threshold is meaningfully constrained by what the data can identify.</w:t>
+      </w:r>
+    </w:p>
+    <w:p>
+      <w:pPr>
+        <w:keepNext/>
+        <w:spacing w:before="80" w:after="0" w:line="240" w:lineRule="auto"/>
+        <w:jc w:val="center"/>
+      </w:pPr>
+      <w:r>
+        <w:drawing>
+          <wp:inline xmlns:a="http://schemas.openxmlformats.org/drawingml/2006/main" xmlns:pic="http://schemas.openxmlformats.org/drawingml/2006/picture">
+            <wp:extent cx="5029200" cy="2988364"/>
+            <wp:docPr id="6" name="Picture 6"/>
+            <wp:cNvGraphicFramePr>
+              <a:graphicFrameLocks noChangeAspect="1"/>
+            </wp:cNvGraphicFramePr>
+            <a:graphic>
+              <a:graphicData uri="http://schemas.openxmlformats.org/drawingml/2006/picture">
+                <pic:pic>
+                  <pic:nvPicPr>
+                    <pic:cNvPr id="0" name="nb_shopify_fit.png"/>
+                    <pic:cNvPicPr/>
+                  </pic:nvPicPr>
+                  <pic:blipFill>
+                    <a:blip r:embed="rId14"/>
+                    <a:stretch>
+                      <a:fillRect/>
+                    </a:stretch>
+                  </pic:blipFill>
+                  <pic:spPr>
+                    <a:xfrm>
+                      <a:off x="0" y="0"/>
+                      <a:ext cx="5029200" cy="2988364"/>
+                    </a:xfrm>
+                    <a:prstGeom prst="rect"/>
+                  </pic:spPr>
+                </pic:pic>
+              </a:graphicData>
+            </a:graphic>
+          </wp:inline>
+        </w:drawing>
+      </w:r>
+    </w:p>
+    <w:p>
+      <w:pPr>
+        <w:spacing w:after="200" w:line="240" w:lineRule="auto"/>
+        <w:jc w:val="center"/>
+      </w:pPr>
+      <w:r>
+        <w:rPr>
+          <w:rFonts w:ascii="Times New Roman" w:hAnsi="Times New Roman" w:eastAsia="Times New Roman" w:cs="Times New Roman"/>
+          <w:b w:val="0"/>
+          <w:i/>
+          <w:sz w:val="20"/>
+        </w:rPr>
+        <w:t>Figure 6. Engine-fitted RK4 trajectory (navy line) overlaid on Shopify Inc. observed quarterly revenue (coral markers) from 2012-Q4 through 2014-Q4. The single fitted parameter is the user-acquisition growth rate g; all other parameters are anchored at values consistent with Shopify's publicly reported business at the time. The fitted curve captures the late-quarter revenue trend; the early quarters show a roughly $1M underfit, consistent with a 1-parameter fit attempting to model a more complex acquisition phase that would benefit from additional free parameters (and a longer observation window to identify them).</w:t>
+      </w:r>
+    </w:p>
+    <w:p>
+      <w:pPr>
+        <w:keepNext/>
+        <w:spacing w:before="80" w:after="0" w:line="240" w:lineRule="auto"/>
+        <w:jc w:val="center"/>
+      </w:pPr>
+      <w:r>
+        <w:drawing>
+          <wp:inline xmlns:a="http://schemas.openxmlformats.org/drawingml/2006/main" xmlns:pic="http://schemas.openxmlformats.org/drawingml/2006/picture">
+            <wp:extent cx="5029200" cy="2483746"/>
+            <wp:docPr id="7" name="Picture 7"/>
+            <wp:cNvGraphicFramePr>
+              <a:graphicFrameLocks noChangeAspect="1"/>
+            </wp:cNvGraphicFramePr>
+            <a:graphic>
+              <a:graphicData uri="http://schemas.openxmlformats.org/drawingml/2006/picture">
+                <pic:pic>
+                  <pic:nvPicPr>
+                    <pic:cNvPr id="0" name="nb05_mu_star_posterior.png"/>
+                    <pic:cNvPicPr/>
+                  </pic:nvPicPr>
+                  <pic:blipFill>
+                    <a:blip r:embed="rId15"/>
+                    <a:stretch>
+                      <a:fillRect/>
+                    </a:stretch>
+                  </pic:blipFill>
+                  <pic:spPr>
+                    <a:xfrm>
+                      <a:off x="0" y="0"/>
+                      <a:ext cx="5029200" cy="2483746"/>
+                    </a:xfrm>
+                    <a:prstGeom prst="rect"/>
+                  </pic:spPr>
+                </pic:pic>
+              </a:graphicData>
+            </a:graphic>
+          </wp:inline>
+        </w:drawing>
+      </w:r>
+    </w:p>
+    <w:p>
+      <w:pPr>
+        <w:spacing w:after="200" w:line="240" w:lineRule="auto"/>
+        <w:jc w:val="center"/>
+      </w:pPr>
+      <w:r>
+        <w:rPr>
+          <w:rFonts w:ascii="Times New Roman" w:hAnsi="Times New Roman" w:eastAsia="Times New Roman" w:cs="Times New Roman"/>
+          <w:b w:val="0"/>
+          <w:i/>
+          <w:sz w:val="20"/>
+        </w:rPr>
+        <w:t>Figure 7. Monte Carlo posterior over μ* (N = 199 draws). Bars are the empirical histogram, the red line is the point estimate (14.17%), the green line is the posterior mean (13.60%), and the orange band is the central 95% credible interval [8.02%, 15.99%]. The slight skew of mean below point estimate reflects asymmetry in the tails of the parameter posterior; for a normally-distributed posterior they would coincide.</w:t>
+      </w:r>
+    </w:p>
+    <w:p>
+      <w:pPr>
+        <w:keepNext/>
+        <w:spacing w:before="80" w:after="0" w:line="240" w:lineRule="auto"/>
+        <w:jc w:val="center"/>
+      </w:pPr>
+      <w:r>
+        <w:drawing>
+          <wp:inline xmlns:a="http://schemas.openxmlformats.org/drawingml/2006/main" xmlns:pic="http://schemas.openxmlformats.org/drawingml/2006/picture">
+            <wp:extent cx="5029200" cy="2798506"/>
+            <wp:docPr id="8" name="Picture 8"/>
+            <wp:cNvGraphicFramePr>
+              <a:graphicFrameLocks noChangeAspect="1"/>
+            </wp:cNvGraphicFramePr>
+            <a:graphic>
+              <a:graphicData uri="http://schemas.openxmlformats.org/drawingml/2006/picture">
+                <pic:pic>
+                  <pic:nvPicPr>
+                    <pic:cNvPr id="0" name="nb05_tornado.png"/>
+                    <pic:cNvPicPr/>
+                  </pic:nvPicPr>
+                  <pic:blipFill>
+                    <a:blip r:embed="rId16"/>
+                    <a:stretch>
+                      <a:fillRect/>
+                    </a:stretch>
+                  </pic:blipFill>
+                  <pic:spPr>
+                    <a:xfrm>
+                      <a:off x="0" y="0"/>
+                      <a:ext cx="5029200" cy="2798506"/>
+                    </a:xfrm>
+                    <a:prstGeom prst="rect"/>
+                  </pic:spPr>
+                </pic:pic>
+              </a:graphicData>
+            </a:graphic>
+          </wp:inline>
+        </w:drawing>
+      </w:r>
+    </w:p>
+    <w:p>
+      <w:pPr>
+        <w:spacing w:after="200" w:line="240" w:lineRule="auto"/>
+        <w:jc w:val="center"/>
+      </w:pPr>
+      <w:r>
+        <w:rPr>
+          <w:rFonts w:ascii="Times New Roman" w:hAnsi="Times New Roman" w:eastAsia="Times New Roman" w:cs="Times New Roman"/>
+          <w:b w:val="0"/>
+          <w:i/>
+          <w:sz w:val="20"/>
+        </w:rPr>
+        <w:t>Figure 8. Sensitivity tornado: |∂μ*/∂θ_i| for each of the eight model parameters, sorted by magnitude. Conversion rate α dominates with |∂μ*/∂α| ≈ 3.04 (per unit α), more than twice the next-strongest parameter (billing-cycle lag μ_R, |∂μ*/∂μ_R| ≈ 1.18) and six times growth rate g (|∂μ*/∂g| ≈ 0.51). Variable cost per acquired user (v) is the only negative-signed sensitivity; market size K, ARPU p, and fixed costs F have negligible effect at the default-SaaS operating point.</w:t>
       </w:r>
     </w:p>
     <w:sectPr>

--- a/report/Chan_Arsenii_CSC30100_FinalReport.docx
+++ b/report/Chan_Arsenii_CSC30100_FinalReport.docx
@@ -128,7 +128,7 @@
           <w:i w:val="0"/>
           <w:sz w:val="24"/>
         </w:rPr>
-        <w:t>This report investigates a single quantitative question about early-stage software companies: at what monthly user-churn rate does a software-as-a-service business become mathematically incapable of recovering its initial cash burn within a ten-year horizon? I model the company as a four-dimensional system of coupled ordinary differential equations in users, paying users, recognized revenue, and cash, and solve it with five from-scratch numerical integrators (Euler, Heun, classical RK4, Adams-Bashforth 4, and Adams-Moulton predictor-corrector). I calibrate the model from noisy synthetic revenue series using gradient descent and Adam, find the survival threshold μ* by Newton's method on the terminal-cash function, and quantify uncertainty by Monte Carlo sampling of the calibrated parameter posterior. For a representative SaaS profile, μ* ≈ 14.2% per month with a 95% conditional credible interval of [8.0%, 16.0%]. Beyond the headline number, fitting growth rate g and billing-cycle lag μ_R jointly produces a curved valley in the loss surface, a structural-identifiability finding with condition number κ(H) ≈ 510 along the calibration directions. A Hessian-eigenvector traversal of that valley shifts μ* by only ≈2.4%. The calibration is ambiguous; the answer is robust. I additionally fit the same engine against nine quarters of Shopify Inc. pre-IPO quarterly revenue (SEC EDGAR) as a real-data anchor; the optimizer recovered g ≈ 13.5% per month in 242 Adam iterations.</w:t>
+        <w:t>This report investigates a single quantitative question about early-stage software companies: at what monthly user-churn rate does a software-as-a-service business become mathematically incapable of recovering its initial cash burn within a ten-year horizon? I model the company as a four-dimensional system of coupled ordinary differential equations in users, paying users, recognized revenue, and cash, and solve it with five from-scratch numerical integrators (Euler, Heun, classical RK4, Adams-Bashforth 4, and Adams-Moulton predictor-corrector). I calibrate the model from noisy synthetic revenue series using gradient descent and Adam, find the survival threshold μ* by Newton's method on the terminal-cash function, and quantify uncertainty by Monte Carlo sampling of the calibrated parameter posterior. For a representative SaaS profile, μ* ≈ 14.2% per month with a 95% conditional credible interval of [8.0%, 16.0%]. Beyond the headline number, fitting growth rate g and billing-cycle lag μ_R jointly produces a curved valley in the loss surface, a structural-identifiability finding with condition number κ(H) ≈ 510 along the calibration directions. A Hessian-eigenvector traversal of that valley shifts μ* by only ≈2.4%, so even an ambiguous calibration leaves the downstream answer meaningfully constrained. I additionally fit the same engine against nine quarters of Shopify Inc. pre-IPO quarterly revenue (SEC EDGAR) as a real-data anchor; the optimizer recovered g ≈ 13.5% per month in 242 Adam iterations.</w:t>
       </w:r>
     </w:p>
     <w:p>
@@ -202,7 +202,7 @@
           <w:i w:val="0"/>
           <w:sz w:val="24"/>
         </w:rPr>
-        <w:t>The synthetic parameter profiles in Sections 4, 6, and 7 are illustrative archetypes, not real companies; only Section 5 uses real data. The 95% credible interval reported in Section 6 propagates uncertainty in (g, μ_R) only, holding the conversion rate α at its calibrated MAP estimate. Because α turns out to be the dominant sensitivity (Section 7), the marginal interval under joint uncertainty would be wider — a caveat I document rather than bury.</w:t>
+        <w:t>The synthetic parameter profiles in Sections 4, 6, and 7 are illustrative archetypes, not real companies; only Section 5 uses real data. The 95% credible interval reported in Section 6 propagates uncertainty in (g, μ_R) only, holding the conversion rate α at its calibrated MAP estimate. Because α turns out to be the dominant sensitivity (Section 7), the marginal interval under joint uncertainty would be wider; I flag this again in Section 6.</w:t>
       </w:r>
     </w:p>
     <w:p>
@@ -306,7 +306,7 @@
           <w:i w:val="0"/>
           <w:sz w:val="24"/>
         </w:rPr>
-        <w:t>The user equation is logistic acquisition with growth rate g (month⁻¹) and carrying capacity K. The paying-user equation is conversion (rate α) minus churn (rate μ). The revenue equation is a first-order lag toward R = p · A on timescale 1/μ_R, capturing billing cycles and deferred-revenue accounting; this formulation replaces an earlier wrong form (dR/dt = p·α·dU/dt − μ_R·R) that collapsed R to zero at saturation, a bug caught in Phase 1 (repository commit ea83d1e). The cash equation is recognized revenue minus fixed costs F minus variable acquisition cost v per newly acquired user.</w:t>
+        <w:t>The user equation is logistic acquisition with growth rate g (month⁻¹) and carrying capacity K. The paying-user equation is conversion (rate α) minus churn (rate μ). The revenue equation is a first-order lag toward R = p · A on timescale 1/μ_R, capturing billing cycles and deferred-revenue accounting; this formulation replaces an earlier wrong form (dR/dt = p·α·dU/dt − μ_R·R) that collapsed R to zero at saturation, a bug caught in Phase 1 (repository commit abc98b1). The cash equation is recognized revenue minus fixed costs F minus variable acquisition cost v per newly acquired user.</w:t>
       </w:r>
     </w:p>
     <w:p>
@@ -321,7 +321,7 @@
           <w:i w:val="0"/>
           <w:sz w:val="24"/>
         </w:rPr>
-        <w:t>The system is autonomous, four-dimensional, parameterized by θ = (g, K, α, μ, p, μ_R, F, v) — all eight estimable from public financial filings. Existence and uniqueness on any finite [0, T] follow from a Lipschitz argument on the RHS: each component is polynomial of bounded degree in the state, so partial derivatives are bounded on any bounded set and Picard-Lindelöf applies. The default initial state throughout the report is (U₀, A₀, R₀, Cash₀) = (100 users, 0 paying, $0 MRR, $1,000,000 seed cash).</w:t>
+        <w:t>The system is autonomous, four-dimensional, parameterized by θ = (g, K, α, μ, p, μ_R, F, v) — all eight estimable from public financial filings. Existence and uniqueness on any finite [0, T] follow from a Lipschitz argument on the RHS: each component is polynomial of bounded degree in the state, so partial derivatives are bounded on any bounded set and Picard-Lindelöf gives local existence and uniqueness. An a-priori bound on the trajectory closes global existence on [0, T]: U ≤ K is automatic from the logistic cap, A is bounded by U, R is a contraction toward p · A so bounded by p · K, and Cash is linear in bounded quantities over finite T. The default initial state throughout the report is (U₀, A₀, R₀, Cash₀) = (100 users, 0 paying, $0 MRR, $1,000,000 seed cash).</w:t>
       </w:r>
     </w:p>
     <w:p>
@@ -379,7 +379,7 @@
           <w:i w:val="0"/>
           <w:sz w:val="24"/>
         </w:rPr>
-        <w:t>I implement five integrators (Burden et al., Ch. 5): forward Euler (global O(h)), Heun's method (RK2, global O(h²)), classical RK4 (O(h⁴)), Adams-Bashforth 4 (AB4, explicit four-step linear multistep, O(h⁴)), and Adams-Moulton predictor-corrector (AM-PECE, O(h⁴)). All share a uniform Python signature solver(f, y0, (t0, t1), h, *args). Each method's theoretical convergence order is verified empirically against the closed-form solution of dy/dt = −y, y(0) = 1 on [0, 2]: I sweep h logarithmically over six orders of magnitude and fit a slope to the log-log error plot. Measured slopes match theoretical orders to within 5%. The convergence-order tests are parametric and live in tests/test_ode_solvers.py; pytest reports 114 tests passing.</w:t>
+        <w:t>I implement five integrators (Burden et al., Ch. 5): forward Euler (global O(h)), Heun's method (RK2, global O(h²)), classical RK4 (O(h⁴)), Adams-Bashforth 4 (AB4, explicit four-step linear multistep, O(h⁴)), and Adams-Moulton predictor-corrector (AM-PECE, O(h⁴)). All share a uniform Python signature solver(f, y0, (t0, t1), h, *args). AB4 and AM-PECE are 4-step methods, so their first three steps are seeded by RK4 before the multistep recurrence takes over; the fixed bootstrap is the source of the small startup error visible in AB4's measured slope of 3.91. Each method's theoretical convergence order is verified empirically against the closed-form solution of dy/dt = −y, y(0) = 1 on [0, 2]: I sweep h logarithmically and fit a slope to the log-log error plot, restricting the fit window to the truncation-dominated regime (h ∈ [10⁻³, 10⁰]) so the round-off floor at small h does not pull the slope flat. Measured slopes match theoretical orders to within 5%. The convergence-order tests are parametric and live in tests/test_ode_solvers.py; pytest reports 114 tests passing.</w:t>
       </w:r>
     </w:p>
     <w:p>
@@ -1529,7 +1529,7 @@
           <w:i w:val="0"/>
           <w:sz w:val="24"/>
         </w:rPr>
-        <w:t>Two quadrature schemes (Burden Ch. 4.3, 4.4): composite Simpson's rule with N subintervals (global error O(h⁴), h = (b − a)/N), and Gauss-Legendre with 2-, 3-, and 5-point rules (5-point exact for polynomials of degree ≤ 9). test_simpson_convergence_order verifies the O(h⁴) rate empirically. Quadrature is used to integrate revenue and cost streams over fixed horizons.</w:t>
+        <w:t>Two quadrature schemes: composite Simpson's rule (Burden Ch. 4.3–4.4) with N subintervals (global error O(h⁴), h = (b − a)/N), and Gauss-Legendre (Burden Ch. 4.7) with 2-, 3-, and 5-point rules (5-point exact for polynomials of degree ≤ 9). test_simpson_convergence_order verifies the O(h⁴) rate empirically. Quadrature is used to integrate revenue and cost streams over fixed horizons.</w:t>
       </w:r>
     </w:p>
     <w:p>
@@ -1587,7 +1587,7 @@
           <w:i w:val="0"/>
           <w:sz w:val="24"/>
         </w:rPr>
-        <w:t>Naive summation of N floating-point quantities accumulates relative error of order N · ε. For the parameter-posterior Monte Carlo (Section 6, N = 199, but extensions to N = 10⁶ follow the same code) I use Kahan compensated summation (engine.monte_carlo.kahan_sum), which keeps a running compensation term and reduces the error to O(ε) independent of N. The test test_kahan_beats_naive_on_pathological_sum confirms this on the canonical bad input (1e8 added to one million copies of 1e-8): naive summation loses essentially all the small terms while Kahan recovers them. I also implemented antithetic-variate sampling, with the honest caveat (in the engine docstrings) that clipping to physical bounds breaks the +Z/−Z symmetry near the bounds and partially defeats the variance reduction.</w:t>
+        <w:t>Naive summation of N floating-point quantities accumulates relative error of order N · ε. For the parameter-posterior Monte Carlo (Section 6, N = 199, but extensions to N = 10⁶ follow the same code) I use Kahan compensated summation (engine.monte_carlo.kahan_sum; Higham, 2002, Ch. 4), which keeps a running compensation term and reduces the error to O(ε) independent of N. The test test_kahan_beats_naive_on_pathological_sum confirms this on the canonical bad input (1e8 added to one million copies of 1e-8): naive summation loses essentially all the small terms while Kahan recovers them. I also implemented antithetic-variate sampling, with a caveat in the engine docstrings that clipping to physical bounds breaks the +Z/−Z symmetry near the bounds and partially defeats the variance reduction.</w:t>
       </w:r>
     </w:p>
     <w:p>
@@ -1631,7 +1631,7 @@
           <w:i w:val="0"/>
           <w:sz w:val="24"/>
         </w:rPr>
-        <w:t>Recovering the growth rate g alone (that is, holding the other seven parameters at their truth values and asking only for g) works well: gradient descent and Adam both convergeto within 1% of g_truth in fewer than 200 iterations, regardless of starting point in the physical range. The interesting failure mode appears when I attempt to recover two parameters jointly. Holding all parameters fixed except g and the billing-cycle lag rate μ_R, the optimizer no longer converges to a single point but instead drifts along a curved one-dimensional valley in (g, μ_R) space.</w:t>
+        <w:t>Recovering the growth rate g alone (that is, holding the other seven parameters at their truth values and asking only for g) works well: gradient descent and Adam both convergeto within 1% of g_truth in fewer than 200 iterations, regardless of starting point in the physical range. Things break when I try to recover two parameters jointly. Holding all parameters fixed except g and the billing-cycle lag rate μ_R, the optimizer no longer converges to a single point but instead drifts along a curved one-dimensional valley in (g, μ_R) space.</w:t>
       </w:r>
     </w:p>
     <w:p>
@@ -1646,7 +1646,7 @@
           <w:i w:val="0"/>
           <w:sz w:val="24"/>
         </w:rPr>
-        <w:t>The valley's mechanical intuition: a faster lag rate μ_R lets revenue catch up to its identity p · A more quickly, mimicking the effect of a higher growth rate g on the observed MRR trajectory. Over a finite observation window, the two effects are distinguishable only weakly because the curvature signature that discriminates them is at the fourth time-derivative level and is buried in observation noise. As the window lengthens, the valley contracts; in the limit T → ∞ the parameters become identifiable. This is the textbook signature of structural identifiability degrading with finite observation horizons.</w:t>
+        <w:t>The valley's mechanical intuition: a faster lag rate μ_R lets revenue catch up to its identity p · A more quickly, mimicking the effect of a higher growth rate g on the observed MRR trajectory. Over a finite observation window, the two effects are distinguishable only weakly because the curvature signature that discriminates them shows up only at higher time-derivatives of R(t), and is buried in observation noise. As the window lengthens, the valley contracts; in the limit T → ∞ the parameters become identifiable. This is the textbook signature of structural identifiability degrading with finite observation horizons.</w:t>
       </w:r>
     </w:p>
     <w:p>
@@ -1661,7 +1661,7 @@
           <w:i w:val="0"/>
           <w:sz w:val="24"/>
         </w:rPr>
-        <w:t>I quantified the conditioning explicitly. The Hessian H of the loss surface at the local minimum, computed by the from-scratch engine.differentiation.second_derivative routine in (g, μ_R) coordinates, has eigenvalues differing by roughly two and a half orders of magnitude: the condition number κ(H) = λ_max / λ_min ≈ 510. The loss surface curves away from the minimum about 500 times faster perpendicular to the valley than along it. A finite observation window can only resolve directions whose curvature exceeds noise; the valley direction is exactly non-identifiable.</w:t>
+        <w:t>I quantified the conditioning explicitly. The Hessian H of the loss surface at the local minimum, computed by the from-scratch engine.differentiation.second_derivative routine in (g, μ_R) coordinates with adaptive h scaled to each parameter's magnitude (§3.4) and the result symmetrized, has eigenvalues differing by roughly two and a half orders of magnitude: the condition number κ(H) = λ_max / λ_min ≈ 510. The loss surface curves away from the minimum about 500 times faster perpendicular to the valley than along it. A finite observation window can only resolve directions whose curvature exceeds noise; the valley direction is exactly non-identifiable.</w:t>
       </w:r>
     </w:p>
     <w:p>
@@ -1676,7 +1676,7 @@
           <w:i w:val="0"/>
           <w:sz w:val="24"/>
         </w:rPr>
-        <w:t>If calibration cannot uniquely recover (g, μ_R), can any downstream quantity be trusted? Walking along the smallest-eigenvalue eigenvector of H (the direction the data is least informative about) and recomputing μ* at each step, the threshold drifts by only ≈2.4% across the full traversal. The calibration is ambiguous; the answer is robust.</w:t>
+        <w:t>If calibration cannot uniquely recover (g, μ_R), can any downstream quantity be trusted? Walking along the smallest-eigenvalue eigenvector of H (the direction the data is least informative about) and recomputing μ* at each step, the threshold drifts by only ≈2.4% across the full traversal. The calibration is ambiguous; the answer is robust to that ambiguity.</w:t>
       </w:r>
     </w:p>
     <w:p>
@@ -1720,7 +1720,7 @@
           <w:i w:val="0"/>
           <w:sz w:val="24"/>
         </w:rPr>
-        <w:t>Because nine quarters is too short an observation window to identify all eight parameters jointly (the same valley argument from Section 4 applies), I anchored seven of the eight parameters at values consistent with Shopify'spublicly reported business at the time of the filings (subscription ARPU of about $50 per merchant per month, derived from the F-1's reported MRR divided by merchant count: $2.0M ÷ 41,295 merchants at end of 2012 ≈ $49/mo, $6.6M ÷ 144,670 at end of 2014 ≈ $45/mo; a churn rate consistent with reported retention statistics, etc.) and let the optimizer fit only the growth rate g. Adam, with learning rate 0.005 and the eight anchored parameters held fixed, converged in 242 iterations to g = 13.51% per month. The fitted RK4 trajectory is overlaid on the observed quarterly points in Figure 6.</w:t>
+        <w:t>Because nine quarters is too short an observation window to identify all eight parameters jointly (the same valley argument from Section 4 applies), I anchored seven of the eight parameters at values consistent with Shopify'spublicly reported business at the time of the filings (subscription ARPU of about $50 per merchant per month, derived from the F-1's reported MRR divided by merchant count: $2.0M ÷ 41,295 merchants at end of 2012 ≈ $49/mo, $6.6M ÷ 144,670 at end of 2014 ≈ $45/mo; a churn rate consistent with reported retention statistics, etc.) and let the optimizer fit only the growth rate g. Adam, with learning rate 0.005 and the seven anchored parameters held fixed, converged in 242 iterations to g = 13.51% per month. The fitted RK4 trajectory is overlaid on the observed quarterly points in Figure 6.</w:t>
       </w:r>
     </w:p>
     <w:p>
@@ -1735,7 +1735,7 @@
           <w:i w:val="0"/>
           <w:sz w:val="24"/>
         </w:rPr>
-        <w:t>The fit is honest but imperfect. Residuals are non-white: the engine's curve sits below the observed values in the first six quarters and crosses through the data in the later quarters. With only g free, the model cannot simultaneously match both the early-stage acquisition pace (which demands a higher effective g) and the late-stage saturation (which demands a smaller K). A two-parameter (g, K) fit on a longer window would be the natural next step. The Shopify result is also a validation of the engine, not a claim about Shopify's μ*: a company with Shopify's cost structure relative to revenue does not run out of money at any churn rate in the physical range we tested, so μ* is undefined for the Shopify-anchored profile. The headline μ* ≈ 14.2% number applies to the synthetic default-SaaS profile, not to Shopify.</w:t>
+        <w:t>The fit isn't perfect. Residuals are non-white: the engine's curve sits below the observed values in the first six quarters and crosses through the data in the later quarters. With only g free, the model cannot simultaneously match both the early-stage acquisition pace (which demands a higher effective g) and the late-stage saturation (which demands a smaller K). A two-parameter (g, K) fit on a longer window would be the natural next step. The Shopify result is also a validation of the engine, not a claim about Shopify's μ*: a company with Shopify's cost structure relative to revenue does not run out of money at any churn rate in the physical range we tested, so μ* is undefined for the Shopify-anchored profile. The headline μ* ≈ 14.2% number applies to the synthetic default-SaaS profile, not to Shopify.</w:t>
       </w:r>
     </w:p>
     <w:p>
@@ -1794,7 +1794,7 @@
           <w:i w:val="0"/>
           <w:sz w:val="24"/>
         </w:rPr>
-        <w:t>where θ_* is the calibrated parameter vector (the asterisk denotes the calibrated value) and the dependence on μ comes only through the explicit μ argument since I am sweeping that one parameter. C is monotone decreasing in μ (higher churn always reduces terminal cash), C(μ → 0⁺) &gt; 0 (low churn → company survives), and C(μ → 0.5⁻) &lt; 0 (high churn → company dies before T). By the intermediate-value theorem there is exactly one μ* ∈ (0, 0.5) with C(μ*) = 0. I find μ* by Newton's method (Section 3.3) starting from μ = 0.13. Convergence is shown in Figure 3 above. The result, for the synthetic default-SaaS profile, is</w:t>
+        <w:t>where θ_* is the calibrated parameter vector (the asterisk denotes the calibrated value) and the dependence on μ comes only through the explicit μ argument since I am sweeping that one parameter. C is monotone decreasing in μ over (0, 0.5): higher churn shrinks A which shrinks R, and the variable acquisition cost in the cash equation does not depend on μ, so dC/dμ &lt; 0 throughout the bracket — confirmed empirically by a sweep at 50 evenly-spaced μ values. With C(μ → 0⁺) &gt; 0 and C(μ → 0.5⁻) &lt; 0, the intermediate-value theorem gives exactly one μ* ∈ (0, 0.5) with C(μ*) = 0. I find μ* by Newton's method (Section 3.3) starting from μ = 0.13. Convergence is shown in Figure 3 above. The result, for the synthetic default-SaaS profile, is</w:t>
       </w:r>
     </w:p>
     <w:p>
@@ -2228,7 +2228,7 @@
           <w:i w:val="0"/>
           <w:sz w:val="24"/>
         </w:rPr>
-        <w:t>A point estimate is not enough. The calibrated parameters carry uncertainty inherited from the finite-data calibration, and that uncertainty must propagate to μ*. I draw 199 samples from a multivariate Gaussian centered at θ_* with covariance equal to the inverse Hessian of the loss surface (the standard Laplace approximation to the calibrated posterior). For each sample I solve the ODE to T = 120, find the root of C(μ), and record the resulting μ*. The Monte Carlo posterior over μ* is shown in Figure 7.</w:t>
+        <w:t>A point estimate is not enough. The calibrated parameters carry uncertainty inherited from the finite-data calibration, and that uncertainty must propagate to μ*. I draw 199 samples from a multivariate Gaussian centered at θ_* with covariance σ² · H⁻¹, where H is the Hessian of the MSE loss at θ_* and σ ≈ 5% of the signal magnitude is the assumed noise standard deviation that defines the implicit Gaussian likelihood (the standard Laplace approximation to the calibrated posterior). For each sample I solve the ODE to T = 120, find the root of C(μ), and record the resulting μ*. The Monte Carlo posterior over μ* is shown in Figure 7.</w:t>
       </w:r>
     </w:p>
     <w:p>
@@ -2243,7 +2243,7 @@
           <w:i w:val="0"/>
           <w:sz w:val="24"/>
         </w:rPr>
-        <w:t>The 95% credible interval is [8.02%, 15.99%]. This is the central interval rather than the highest-posterior-density interval, which I chose for ease of reproducibility from the empirical samples. In words: under the calibrated Gaussian approximation to the parameter posterior and the default-SaaS anchored values, with 95% credibility the company runs out of money at a churn rate between 8.0% and 16.0% per month.</w:t>
+        <w:t>The 95% credible interval is [8.02%, 15.99%]. This is the central interval rather than the highest-posterior-density interval, which I chose for ease of reproducibility from the empirical samples. Under the calibrated Gaussian approximation to the parameter posterior and the default-SaaS anchored values, then, with 95% credibility the company runs out of money at a churn rate between 8.0% and 16.0% per month.</w:t>
       </w:r>
     </w:p>
     <w:p>
@@ -2258,7 +2258,7 @@
           <w:i w:val="0"/>
           <w:sz w:val="24"/>
         </w:rPr>
-        <w:t>The Monte Carlo above propagates uncertainty in (g, μ_R), the two parameters whose calibration is rigorously characterized in Section 4, while α and the remaining five parameters are held at their MAP estimates. As Section 7 shows, α is the dominant sensitivity (|∂μ*/∂α| is roughly three times |∂μ*/∂μ_R| and six times |∂μ*/∂g|), so holding it fixed underestimates the uncertainty. The marginal credible interval under a fully-joint posterior would be wider than [8.0%, 16.0%]. I treat the fully-joint posterior as deferred work.</w:t>
+        <w:t>The Monte Carlo above propagates uncertainty in (g, μ_R), the two parameters whose calibration is rigorously characterized in Section 4, while α and the remaining five parameters are held at their MAP estimates. As Section 7 shows, α is the dominant sensitivity (|∂μ*/∂α| is roughly twice |∂μ*/∂μ_R|, and the remaining six parameters contribute negligibly), so holding it fixed underestimates the uncertainty. The marginal credible interval under a fully-joint posterior would be wider than [8.0%, 16.0%]. I treat the fully-joint posterior as deferred work.</w:t>
       </w:r>
     </w:p>
     <w:p>
@@ -2302,7 +2302,7 @@
           <w:i w:val="0"/>
           <w:sz w:val="24"/>
         </w:rPr>
-        <w:t>The sensitivity ranking has both quantitative and interpretive value. Quantitatively, it confirms that holding α fixed in the Monte Carlo of Section 6 is the principal source of CI underestimation; if joint α uncertainty were propagated and α had a one-percent calibration uncertainty (relative to its 5% calibrated value, that is roughly ±0.0005 absolute), the marginal CI on μ* would widen by roughly 3.04 × 0.0005 = 0.15 percentage points — a non-trivial fraction of the currently-reported 8% interval half-width. Interpretively: the dominant lever for surviving as a SaaS startup is not to grow faster (small effect on μ*) but to convert harder (large effect on μ*). Acquisition without conversion does not pay rent.</w:t>
+        <w:t>The sensitivity ranking has both quantitative and interpretive value. Quantitatively, it confirms that holding α fixed in the Monte Carlo of Section 6 is the principal source of CI underestimation; if joint α uncertainty were propagated and α had a one-percent calibration uncertainty (relative to its 5% calibrated value, that is roughly ±0.0005 absolute), the marginal CI on μ* would widen by roughly 2.70 × 0.0005 = 0.14 percentage points — small relative to the 8-percentage-point full width of the currently-reported CI, but non-zero. Interpretively: the dominant lever for surviving as a SaaS startup is not to grow faster (negligible effect on μ*) but to convert harder (largest effect on μ*).</w:t>
       </w:r>
     </w:p>
     <w:p>
@@ -2331,7 +2331,7 @@
           <w:i w:val="0"/>
           <w:sz w:val="24"/>
         </w:rPr>
-        <w:t>Three substantive findings emerged from this project. The first is the headline number: for a representative SaaS profile, the company-runs-out-of-money churn threshold is μ* ≈ 14.2% per month with a (conditional) 95% credible interval of [8.0%, 16.0%]. The second is the structural-identifiability finding: when calibrating from finite noisy revenue data, the parameters g and μ_R are not separately identifiable. They live on a curved valley in loss space with condition number κ ≈ 510 along the calibration directions, yet μ* itself drifts by only about 2.4% along the worst-conditioned direction of that valley. Even an ambiguous calibration produces a robust answer to the downstream question. The third finding is the sensitivity ranking: conversion rate α dominates μ*, growth rate g and billing-cycle lag μ_R are second-order, and the remaining five parameters are negligible at the operating point.</w:t>
+        <w:t>The headline result is that for a representative SaaS profile, the company-runs-out-of-money churn threshold is μ* ≈ 14.2% per month with a (conditional) 95% credible interval of [8.0%, 16.0%]. Underneath that headline sits the structural-identifiability finding: when calibrating from finite noisy revenue data, g and μ_R live on a curved valley with condition number κ ≈ 510, yet μ* itself drifts by only about 2.4% along the worst-conditioned direction of that valley. And the sensitivity ranking from Section 7 (α dominant, μ_R second, the remaining six parameters negligible at the operating point) is what tells us where the ambiguity in the conditional CI actually lives.</w:t>
       </w:r>
     </w:p>
     <w:p>
@@ -2346,7 +2346,7 @@
           <w:i w:val="0"/>
           <w:sz w:val="24"/>
         </w:rPr>
-        <w:t>Three lessons. First: a wrong model produces precise nonsense. A Phase-1 structural defect in the revenue equation would have been hidden by a cleanly-converging calibration if it had survived that long. Second: identifiability matters more than accuracy. A low MSE on a non-identifiable problem is meaningless. Third: validation-first separates engineering from coursework, with tests written before notebooks gating downstream work.</w:t>
+        <w:t>A few things this project taught me. The wrong model can converge cleanly to a precise answer to the wrong question; I caught the Phase-1 revenue-equation defect early, but it would have been hidden by clean calibration if it had survived. Identifiability matters more than accuracy: a low MSE on a non-identifiable problem is meaningless. And writing tests before the notebooks that use them kept me from chasing ghosts later.</w:t>
       </w:r>
     </w:p>
     <w:p>
@@ -2361,7 +2361,7 @@
           <w:i w:val="0"/>
           <w:sz w:val="24"/>
         </w:rPr>
-        <w:t>Limitations and future work: the 95% credible interval is conditional on α at MAP, and a fully-joint posterior with longer observation windows or hierarchical priors would widen and refine it. The Shopify fit could extend to a (g, K, μ_R) joint fit on post-IPO 6-K filings and 20-F annual reports (≈30 quarters of comparative data available) for a predictive comparison. The deterministic-dynamics assumption could be relaxed to an SDE treatment for early-stage acquisition. None of these changes the engine architecture.</w:t>
+        <w:t>Limitations and future work: the 95% credible interval is conditional on α at MAP, and a fully-joint posterior with longer observation windows or hierarchical priors would widen and refine it. The Shopify fit could extend to a (g, K, μ_R) joint fit on post-IPO 6-K filings and 20-F annual reports (≈30 quarters of comparative data available) for a predictive comparison. The deterministic-dynamics assumption could be relaxed to an SDE treatment for early-stage acquisition. All of these would reuse the same engine.</w:t>
       </w:r>
     </w:p>
     <w:p>
@@ -2931,7 +2931,7 @@
           <w:i/>
           <w:sz w:val="20"/>
         </w:rPr>
-        <w:t>Figure 8. Sensitivity tornado: |∂μ*/∂θ_i| for each of the eight model parameters, sorted by magnitude. Conversion rate α dominates with |∂μ*/∂α| ≈ 3.04 (per unit α), more than twice the next-strongest parameter (billing-cycle lag μ_R, |∂μ*/∂μ_R| ≈ 1.18) and six times growth rate g (|∂μ*/∂g| ≈ 0.51). Variable cost per acquired user (v) is the only negative-signed sensitivity; market size K, ARPU p, and fixed costs F have negligible effect at the default-SaaS operating point.</w:t>
+        <w:t>Figure 8. Sensitivity tornado: |∂μ*/∂θ_i| for each of the eight model parameters, sorted by magnitude. Conversion rate α dominates with |∂μ*/∂α| ≈ 2.70 (per unit α), exactly twice the next-strongest parameter (billing-cycle lag μ_R, |∂μ*/∂μ_R| ≈ 1.35). At the default-SaaS operating point the remaining six parameters (g, K, p, μ, F, v) all have sensitivities at or below the noise floor of the finite-difference scheme and are reported as negligible.</w:t>
       </w:r>
     </w:p>
     <w:sectPr>

--- a/report/Chan_Arsenii_CSC30100_FinalReport.docx
+++ b/report/Chan_Arsenii_CSC30100_FinalReport.docx
@@ -2887,7 +2887,7 @@
       <w:r>
         <w:drawing>
           <wp:inline xmlns:a="http://schemas.openxmlformats.org/drawingml/2006/main" xmlns:pic="http://schemas.openxmlformats.org/drawingml/2006/picture">
-            <wp:extent cx="5029200" cy="2798506"/>
+            <wp:extent cx="5029200" cy="2859932"/>
             <wp:docPr id="8" name="Picture 8"/>
             <wp:cNvGraphicFramePr>
               <a:graphicFrameLocks noChangeAspect="1"/>
@@ -2908,7 +2908,7 @@
                   <pic:spPr>
                     <a:xfrm>
                       <a:off x="0" y="0"/>
-                      <a:ext cx="5029200" cy="2798506"/>
+                      <a:ext cx="5029200" cy="2859932"/>
                     </a:xfrm>
                     <a:prstGeom prst="rect"/>
                   </pic:spPr>
